--- a/Lab07B.docx
+++ b/Lab07B.docx
@@ -1,6 +1,6 @@
 
 <file path=word/document.xml><?xml version="1.0" encoding="utf-8"?>
-<w:document xmlns:wpc="http://schemas.microsoft.com/office/word/2010/wordprocessingCanvas" xmlns:cx="http://schemas.microsoft.com/office/drawing/2014/chartex" xmlns:cx1="http://schemas.microsoft.com/office/drawing/2015/9/8/chartex" xmlns:cx2="http://schemas.microsoft.com/office/drawing/2015/10/21/chartex" xmlns:cx3="http://schemas.microsoft.com/office/drawing/2016/5/9/chartex" xmlns:cx4="http://schemas.microsoft.com/office/drawing/2016/5/10/chartex" xmlns:cx5="http://schemas.microsoft.com/office/drawing/2016/5/11/chartex" xmlns:cx6="http://schemas.microsoft.com/office/drawing/2016/5/12/chartex" xmlns:cx7="http://schemas.microsoft.com/office/drawing/2016/5/13/chartex" xmlns:cx8="http://schemas.microsoft.com/office/drawing/2016/5/14/chartex" xmlns:mc="http://schemas.openxmlformats.org/markup-compatibility/2006" xmlns:aink="http://schemas.microsoft.com/office/drawing/2016/ink" xmlns:am3d="http://schemas.microsoft.com/office/drawing/2017/model3d" xmlns:o="urn:schemas-microsoft-com:office:office" xmlns:oel="http://schemas.microsoft.com/office/2019/extlst" xmlns:r="http://schemas.openxmlformats.org/officeDocument/2006/relationships" xmlns:m="http://schemas.openxmlformats.org/officeDocument/2006/math" xmlns:v="urn:schemas-microsoft-com:vml" xmlns:wp14="http://schemas.microsoft.com/office/word/2010/wordprocessingDrawing" xmlns:wp="http://schemas.openxmlformats.org/drawingml/2006/wordprocessingDrawing" xmlns:w10="urn:schemas-microsoft-com:office:word" xmlns:w="http://schemas.openxmlformats.org/wordprocessingml/2006/main" xmlns:w14="http://schemas.microsoft.com/office/word/2010/wordml" xmlns:w15="http://schemas.microsoft.com/office/word/2012/wordml" xmlns:w16cex="http://schemas.microsoft.com/office/word/2018/wordml/cex" xmlns:w16cid="http://schemas.microsoft.com/office/word/2016/wordml/cid" xmlns:w16="http://schemas.microsoft.com/office/word/2018/wordml" xmlns:w16sdtdh="http://schemas.microsoft.com/office/word/2020/wordml/sdtdatahash" xmlns:w16se="http://schemas.microsoft.com/office/word/2015/wordml/symex" xmlns:wpg="http://schemas.microsoft.com/office/word/2010/wordprocessingGroup" xmlns:wpi="http://schemas.microsoft.com/office/word/2010/wordprocessingInk" xmlns:wne="http://schemas.microsoft.com/office/word/2006/wordml" xmlns:wps="http://schemas.microsoft.com/office/word/2010/wordprocessingShape" mc:Ignorable="w14 w15 w16se w16cid w16 w16cex w16sdtdh wp14">
+<w:document xmlns:wpc="http://schemas.microsoft.com/office/word/2010/wordprocessingCanvas" xmlns:cx="http://schemas.microsoft.com/office/drawing/2014/chartex" xmlns:cx1="http://schemas.microsoft.com/office/drawing/2015/9/8/chartex" xmlns:cx2="http://schemas.microsoft.com/office/drawing/2015/10/21/chartex" xmlns:cx3="http://schemas.microsoft.com/office/drawing/2016/5/9/chartex" xmlns:cx4="http://schemas.microsoft.com/office/drawing/2016/5/10/chartex" xmlns:cx5="http://schemas.microsoft.com/office/drawing/2016/5/11/chartex" xmlns:cx6="http://schemas.microsoft.com/office/drawing/2016/5/12/chartex" xmlns:cx7="http://schemas.microsoft.com/office/drawing/2016/5/13/chartex" xmlns:cx8="http://schemas.microsoft.com/office/drawing/2016/5/14/chartex" xmlns:mc="http://schemas.openxmlformats.org/markup-compatibility/2006" xmlns:aink="http://schemas.microsoft.com/office/drawing/2016/ink" xmlns:am3d="http://schemas.microsoft.com/office/drawing/2017/model3d" xmlns:o="urn:schemas-microsoft-com:office:office" xmlns:oel="http://schemas.microsoft.com/office/2019/extlst" xmlns:r="http://schemas.openxmlformats.org/officeDocument/2006/relationships" xmlns:m="http://schemas.openxmlformats.org/officeDocument/2006/math" xmlns:v="urn:schemas-microsoft-com:vml" xmlns:wp14="http://schemas.microsoft.com/office/word/2010/wordprocessingDrawing" xmlns:wp="http://schemas.openxmlformats.org/drawingml/2006/wordprocessingDrawing" xmlns:w10="urn:schemas-microsoft-com:office:word" xmlns:w="http://schemas.openxmlformats.org/wordprocessingml/2006/main" xmlns:w14="http://schemas.microsoft.com/office/word/2010/wordml" xmlns:w15="http://schemas.microsoft.com/office/word/2012/wordml" xmlns:w16cex="http://schemas.microsoft.com/office/word/2018/wordml/cex" xmlns:w16cid="http://schemas.microsoft.com/office/word/2016/wordml/cid" xmlns:w16="http://schemas.microsoft.com/office/word/2018/wordml" xmlns:w16du="http://schemas.microsoft.com/office/word/2023/wordml/word16du" xmlns:w16sdtdh="http://schemas.microsoft.com/office/word/2020/wordml/sdtdatahash" xmlns:w16sdtfl="http://schemas.microsoft.com/office/word/2024/wordml/sdtformatlock" xmlns:w16se="http://schemas.microsoft.com/office/word/2015/wordml/symex" xmlns:wpg="http://schemas.microsoft.com/office/word/2010/wordprocessingGroup" xmlns:wpi="http://schemas.microsoft.com/office/word/2010/wordprocessingInk" xmlns:wne="http://schemas.microsoft.com/office/word/2006/wordml" xmlns:wps="http://schemas.microsoft.com/office/word/2010/wordprocessingShape" mc:Ignorable="w14 w15 w16se w16cid w16 w16cex w16sdtdh w16sdtfl w16du wp14">
   <w:body>
     <w:p>
       <w:pPr>
@@ -2419,6 +2419,7 @@
         </w:numPr>
         <w:rPr>
           <w:rFonts w:ascii="Times New Roman" w:hAnsi="Times New Roman" w:cs="Times New Roman"/>
+          <w:color w:val="FF0000"/>
         </w:rPr>
       </w:pPr>
       <w:r>
@@ -2426,12 +2427,14 @@
           <w:rFonts w:ascii="Times New Roman" w:hAnsi="Times New Roman" w:cs="Times New Roman"/>
           <w:b/>
           <w:bCs/>
+          <w:color w:val="FF0000"/>
         </w:rPr>
         <w:t>Expected board outline:</w:t>
       </w:r>
       <w:r>
         <w:rPr>
           <w:rFonts w:ascii="Times New Roman" w:hAnsi="Times New Roman" w:cs="Times New Roman"/>
+          <w:color w:val="FF0000"/>
         </w:rPr>
         <w:t xml:space="preserve"> what is the size and shape of your PCB and how does it mount to your mechanical enclosure and/or systems?</w:t>
       </w:r>
@@ -2471,6 +2474,7 @@
         </w:numPr>
         <w:rPr>
           <w:rFonts w:ascii="Times New Roman" w:hAnsi="Times New Roman" w:cs="Times New Roman"/>
+          <w:color w:val="FF0000"/>
         </w:rPr>
       </w:pPr>
       <w:r>
@@ -2478,12 +2482,14 @@
           <w:rFonts w:ascii="Times New Roman" w:hAnsi="Times New Roman" w:cs="Times New Roman"/>
           <w:b/>
           <w:bCs/>
+          <w:color w:val="FF0000"/>
         </w:rPr>
         <w:t>Design for test:</w:t>
       </w:r>
       <w:r>
         <w:rPr>
           <w:rFonts w:ascii="Times New Roman" w:hAnsi="Times New Roman" w:cs="Times New Roman"/>
+          <w:color w:val="FF0000"/>
         </w:rPr>
         <w:t xml:space="preserve"> are the test points or high-risk circuitry easily reachable and </w:t>
       </w:r>
@@ -2491,6 +2497,7 @@
       <w:r>
         <w:rPr>
           <w:rFonts w:ascii="Times New Roman" w:hAnsi="Times New Roman" w:cs="Times New Roman"/>
+          <w:color w:val="FF0000"/>
         </w:rPr>
         <w:t>debuggable</w:t>
       </w:r>
@@ -2498,6 +2505,7 @@
       <w:r>
         <w:rPr>
           <w:rFonts w:ascii="Times New Roman" w:hAnsi="Times New Roman" w:cs="Times New Roman"/>
+          <w:color w:val="FF0000"/>
         </w:rPr>
         <w:t>?</w:t>
       </w:r>
@@ -2566,7 +2574,7 @@
           <w:noProof/>
         </w:rPr>
         <w:drawing>
-          <wp:inline distT="0" distB="0" distL="0" distR="0" wp14:anchorId="73BB9321" wp14:editId="08FCF78F">
+          <wp:inline distT="0" distB="0" distL="0" distR="0" wp14:anchorId="73BB9321" wp14:editId="7F800431">
             <wp:extent cx="6191250" cy="3547070"/>
             <wp:effectExtent l="0" t="0" r="0" b="0"/>
             <wp:docPr id="1741629311" name="Picture 1741629311"/>
@@ -4829,7 +4837,7 @@
 </file>
 
 <file path=word/endnotes.xml><?xml version="1.0" encoding="utf-8"?>
-<w:endnotes xmlns:wpc="http://schemas.microsoft.com/office/word/2010/wordprocessingCanvas" xmlns:cx="http://schemas.microsoft.com/office/drawing/2014/chartex" xmlns:cx1="http://schemas.microsoft.com/office/drawing/2015/9/8/chartex" xmlns:cx2="http://schemas.microsoft.com/office/drawing/2015/10/21/chartex" xmlns:cx3="http://schemas.microsoft.com/office/drawing/2016/5/9/chartex" xmlns:cx4="http://schemas.microsoft.com/office/drawing/2016/5/10/chartex" xmlns:cx5="http://schemas.microsoft.com/office/drawing/2016/5/11/chartex" xmlns:cx6="http://schemas.microsoft.com/office/drawing/2016/5/12/chartex" xmlns:cx7="http://schemas.microsoft.com/office/drawing/2016/5/13/chartex" xmlns:cx8="http://schemas.microsoft.com/office/drawing/2016/5/14/chartex" xmlns:mc="http://schemas.openxmlformats.org/markup-compatibility/2006" xmlns:aink="http://schemas.microsoft.com/office/drawing/2016/ink" xmlns:am3d="http://schemas.microsoft.com/office/drawing/2017/model3d" xmlns:o="urn:schemas-microsoft-com:office:office" xmlns:oel="http://schemas.microsoft.com/office/2019/extlst" xmlns:r="http://schemas.openxmlformats.org/officeDocument/2006/relationships" xmlns:m="http://schemas.openxmlformats.org/officeDocument/2006/math" xmlns:v="urn:schemas-microsoft-com:vml" xmlns:wp14="http://schemas.microsoft.com/office/word/2010/wordprocessingDrawing" xmlns:wp="http://schemas.openxmlformats.org/drawingml/2006/wordprocessingDrawing" xmlns:w10="urn:schemas-microsoft-com:office:word" xmlns:w="http://schemas.openxmlformats.org/wordprocessingml/2006/main" xmlns:w14="http://schemas.microsoft.com/office/word/2010/wordml" xmlns:w15="http://schemas.microsoft.com/office/word/2012/wordml" xmlns:w16cex="http://schemas.microsoft.com/office/word/2018/wordml/cex" xmlns:w16cid="http://schemas.microsoft.com/office/word/2016/wordml/cid" xmlns:w16="http://schemas.microsoft.com/office/word/2018/wordml" xmlns:w16sdtdh="http://schemas.microsoft.com/office/word/2020/wordml/sdtdatahash" xmlns:w16se="http://schemas.microsoft.com/office/word/2015/wordml/symex" xmlns:wpg="http://schemas.microsoft.com/office/word/2010/wordprocessingGroup" xmlns:wpi="http://schemas.microsoft.com/office/word/2010/wordprocessingInk" xmlns:wne="http://schemas.microsoft.com/office/word/2006/wordml" xmlns:wps="http://schemas.microsoft.com/office/word/2010/wordprocessingShape" mc:Ignorable="w14 w15 w16se w16cid w16 w16cex w16sdtdh wp14">
+<w:endnotes xmlns:wpc="http://schemas.microsoft.com/office/word/2010/wordprocessingCanvas" xmlns:cx="http://schemas.microsoft.com/office/drawing/2014/chartex" xmlns:cx1="http://schemas.microsoft.com/office/drawing/2015/9/8/chartex" xmlns:cx2="http://schemas.microsoft.com/office/drawing/2015/10/21/chartex" xmlns:cx3="http://schemas.microsoft.com/office/drawing/2016/5/9/chartex" xmlns:cx4="http://schemas.microsoft.com/office/drawing/2016/5/10/chartex" xmlns:cx5="http://schemas.microsoft.com/office/drawing/2016/5/11/chartex" xmlns:cx6="http://schemas.microsoft.com/office/drawing/2016/5/12/chartex" xmlns:cx7="http://schemas.microsoft.com/office/drawing/2016/5/13/chartex" xmlns:cx8="http://schemas.microsoft.com/office/drawing/2016/5/14/chartex" xmlns:mc="http://schemas.openxmlformats.org/markup-compatibility/2006" xmlns:aink="http://schemas.microsoft.com/office/drawing/2016/ink" xmlns:am3d="http://schemas.microsoft.com/office/drawing/2017/model3d" xmlns:o="urn:schemas-microsoft-com:office:office" xmlns:oel="http://schemas.microsoft.com/office/2019/extlst" xmlns:r="http://schemas.openxmlformats.org/officeDocument/2006/relationships" xmlns:m="http://schemas.openxmlformats.org/officeDocument/2006/math" xmlns:v="urn:schemas-microsoft-com:vml" xmlns:wp14="http://schemas.microsoft.com/office/word/2010/wordprocessingDrawing" xmlns:wp="http://schemas.openxmlformats.org/drawingml/2006/wordprocessingDrawing" xmlns:w10="urn:schemas-microsoft-com:office:word" xmlns:w="http://schemas.openxmlformats.org/wordprocessingml/2006/main" xmlns:w14="http://schemas.microsoft.com/office/word/2010/wordml" xmlns:w15="http://schemas.microsoft.com/office/word/2012/wordml" xmlns:w16cex="http://schemas.microsoft.com/office/word/2018/wordml/cex" xmlns:w16cid="http://schemas.microsoft.com/office/word/2016/wordml/cid" xmlns:w16="http://schemas.microsoft.com/office/word/2018/wordml" xmlns:w16du="http://schemas.microsoft.com/office/word/2023/wordml/word16du" xmlns:w16sdtdh="http://schemas.microsoft.com/office/word/2020/wordml/sdtdatahash" xmlns:w16sdtfl="http://schemas.microsoft.com/office/word/2024/wordml/sdtformatlock" xmlns:w16se="http://schemas.microsoft.com/office/word/2015/wordml/symex" xmlns:wpg="http://schemas.microsoft.com/office/word/2010/wordprocessingGroup" xmlns:wpi="http://schemas.microsoft.com/office/word/2010/wordprocessingInk" xmlns:wne="http://schemas.microsoft.com/office/word/2006/wordml" xmlns:wps="http://schemas.microsoft.com/office/word/2010/wordprocessingShape" mc:Ignorable="w14 w15 w16se w16cid w16 w16cex w16sdtdh w16sdtfl w16du wp14">
   <w:endnote w:type="separator" w:id="-1">
     <w:p>
       <w:pPr>
@@ -4854,7 +4862,7 @@
 </file>
 
 <file path=word/footer1.xml><?xml version="1.0" encoding="utf-8"?>
-<w:ftr xmlns:wpc="http://schemas.microsoft.com/office/word/2010/wordprocessingCanvas" xmlns:cx="http://schemas.microsoft.com/office/drawing/2014/chartex" xmlns:cx1="http://schemas.microsoft.com/office/drawing/2015/9/8/chartex" xmlns:cx2="http://schemas.microsoft.com/office/drawing/2015/10/21/chartex" xmlns:cx3="http://schemas.microsoft.com/office/drawing/2016/5/9/chartex" xmlns:cx4="http://schemas.microsoft.com/office/drawing/2016/5/10/chartex" xmlns:cx5="http://schemas.microsoft.com/office/drawing/2016/5/11/chartex" xmlns:cx6="http://schemas.microsoft.com/office/drawing/2016/5/12/chartex" xmlns:cx7="http://schemas.microsoft.com/office/drawing/2016/5/13/chartex" xmlns:cx8="http://schemas.microsoft.com/office/drawing/2016/5/14/chartex" xmlns:mc="http://schemas.openxmlformats.org/markup-compatibility/2006" xmlns:aink="http://schemas.microsoft.com/office/drawing/2016/ink" xmlns:am3d="http://schemas.microsoft.com/office/drawing/2017/model3d" xmlns:o="urn:schemas-microsoft-com:office:office" xmlns:oel="http://schemas.microsoft.com/office/2019/extlst" xmlns:r="http://schemas.openxmlformats.org/officeDocument/2006/relationships" xmlns:m="http://schemas.openxmlformats.org/officeDocument/2006/math" xmlns:v="urn:schemas-microsoft-com:vml" xmlns:wp14="http://schemas.microsoft.com/office/word/2010/wordprocessingDrawing" xmlns:wp="http://schemas.openxmlformats.org/drawingml/2006/wordprocessingDrawing" xmlns:w10="urn:schemas-microsoft-com:office:word" xmlns:w="http://schemas.openxmlformats.org/wordprocessingml/2006/main" xmlns:w14="http://schemas.microsoft.com/office/word/2010/wordml" xmlns:w15="http://schemas.microsoft.com/office/word/2012/wordml" xmlns:w16cex="http://schemas.microsoft.com/office/word/2018/wordml/cex" xmlns:w16cid="http://schemas.microsoft.com/office/word/2016/wordml/cid" xmlns:w16="http://schemas.microsoft.com/office/word/2018/wordml" xmlns:w16sdtdh="http://schemas.microsoft.com/office/word/2020/wordml/sdtdatahash" xmlns:w16se="http://schemas.microsoft.com/office/word/2015/wordml/symex" xmlns:wpg="http://schemas.microsoft.com/office/word/2010/wordprocessingGroup" xmlns:wpi="http://schemas.microsoft.com/office/word/2010/wordprocessingInk" xmlns:wne="http://schemas.microsoft.com/office/word/2006/wordml" xmlns:wps="http://schemas.microsoft.com/office/word/2010/wordprocessingShape" mc:Ignorable="w14 w15 w16se w16cid w16 w16cex w16sdtdh wp14">
+<w:ftr xmlns:wpc="http://schemas.microsoft.com/office/word/2010/wordprocessingCanvas" xmlns:cx="http://schemas.microsoft.com/office/drawing/2014/chartex" xmlns:cx1="http://schemas.microsoft.com/office/drawing/2015/9/8/chartex" xmlns:cx2="http://schemas.microsoft.com/office/drawing/2015/10/21/chartex" xmlns:cx3="http://schemas.microsoft.com/office/drawing/2016/5/9/chartex" xmlns:cx4="http://schemas.microsoft.com/office/drawing/2016/5/10/chartex" xmlns:cx5="http://schemas.microsoft.com/office/drawing/2016/5/11/chartex" xmlns:cx6="http://schemas.microsoft.com/office/drawing/2016/5/12/chartex" xmlns:cx7="http://schemas.microsoft.com/office/drawing/2016/5/13/chartex" xmlns:cx8="http://schemas.microsoft.com/office/drawing/2016/5/14/chartex" xmlns:mc="http://schemas.openxmlformats.org/markup-compatibility/2006" xmlns:aink="http://schemas.microsoft.com/office/drawing/2016/ink" xmlns:am3d="http://schemas.microsoft.com/office/drawing/2017/model3d" xmlns:o="urn:schemas-microsoft-com:office:office" xmlns:oel="http://schemas.microsoft.com/office/2019/extlst" xmlns:r="http://schemas.openxmlformats.org/officeDocument/2006/relationships" xmlns:m="http://schemas.openxmlformats.org/officeDocument/2006/math" xmlns:v="urn:schemas-microsoft-com:vml" xmlns:wp14="http://schemas.microsoft.com/office/word/2010/wordprocessingDrawing" xmlns:wp="http://schemas.openxmlformats.org/drawingml/2006/wordprocessingDrawing" xmlns:w10="urn:schemas-microsoft-com:office:word" xmlns:w="http://schemas.openxmlformats.org/wordprocessingml/2006/main" xmlns:w14="http://schemas.microsoft.com/office/word/2010/wordml" xmlns:w15="http://schemas.microsoft.com/office/word/2012/wordml" xmlns:w16cex="http://schemas.microsoft.com/office/word/2018/wordml/cex" xmlns:w16cid="http://schemas.microsoft.com/office/word/2016/wordml/cid" xmlns:w16="http://schemas.microsoft.com/office/word/2018/wordml" xmlns:w16du="http://schemas.microsoft.com/office/word/2023/wordml/word16du" xmlns:w16sdtdh="http://schemas.microsoft.com/office/word/2020/wordml/sdtdatahash" xmlns:w16sdtfl="http://schemas.microsoft.com/office/word/2024/wordml/sdtformatlock" xmlns:w16se="http://schemas.microsoft.com/office/word/2015/wordml/symex" xmlns:wpg="http://schemas.microsoft.com/office/word/2010/wordprocessingGroup" xmlns:wpi="http://schemas.microsoft.com/office/word/2010/wordprocessingInk" xmlns:wne="http://schemas.microsoft.com/office/word/2006/wordml" xmlns:wps="http://schemas.microsoft.com/office/word/2010/wordprocessingShape" mc:Ignorable="w14 w15 w16se w16cid w16 w16cex w16sdtdh w16sdtfl w16du wp14">
   <w:tbl>
     <w:tblPr>
       <w:tblW w:w="0" w:type="auto"/>
@@ -4933,7 +4941,7 @@
 </file>
 
 <file path=word/footnotes.xml><?xml version="1.0" encoding="utf-8"?>
-<w:footnotes xmlns:wpc="http://schemas.microsoft.com/office/word/2010/wordprocessingCanvas" xmlns:cx="http://schemas.microsoft.com/office/drawing/2014/chartex" xmlns:cx1="http://schemas.microsoft.com/office/drawing/2015/9/8/chartex" xmlns:cx2="http://schemas.microsoft.com/office/drawing/2015/10/21/chartex" xmlns:cx3="http://schemas.microsoft.com/office/drawing/2016/5/9/chartex" xmlns:cx4="http://schemas.microsoft.com/office/drawing/2016/5/10/chartex" xmlns:cx5="http://schemas.microsoft.com/office/drawing/2016/5/11/chartex" xmlns:cx6="http://schemas.microsoft.com/office/drawing/2016/5/12/chartex" xmlns:cx7="http://schemas.microsoft.com/office/drawing/2016/5/13/chartex" xmlns:cx8="http://schemas.microsoft.com/office/drawing/2016/5/14/chartex" xmlns:mc="http://schemas.openxmlformats.org/markup-compatibility/2006" xmlns:aink="http://schemas.microsoft.com/office/drawing/2016/ink" xmlns:am3d="http://schemas.microsoft.com/office/drawing/2017/model3d" xmlns:o="urn:schemas-microsoft-com:office:office" xmlns:oel="http://schemas.microsoft.com/office/2019/extlst" xmlns:r="http://schemas.openxmlformats.org/officeDocument/2006/relationships" xmlns:m="http://schemas.openxmlformats.org/officeDocument/2006/math" xmlns:v="urn:schemas-microsoft-com:vml" xmlns:wp14="http://schemas.microsoft.com/office/word/2010/wordprocessingDrawing" xmlns:wp="http://schemas.openxmlformats.org/drawingml/2006/wordprocessingDrawing" xmlns:w10="urn:schemas-microsoft-com:office:word" xmlns:w="http://schemas.openxmlformats.org/wordprocessingml/2006/main" xmlns:w14="http://schemas.microsoft.com/office/word/2010/wordml" xmlns:w15="http://schemas.microsoft.com/office/word/2012/wordml" xmlns:w16cex="http://schemas.microsoft.com/office/word/2018/wordml/cex" xmlns:w16cid="http://schemas.microsoft.com/office/word/2016/wordml/cid" xmlns:w16="http://schemas.microsoft.com/office/word/2018/wordml" xmlns:w16sdtdh="http://schemas.microsoft.com/office/word/2020/wordml/sdtdatahash" xmlns:w16se="http://schemas.microsoft.com/office/word/2015/wordml/symex" xmlns:wpg="http://schemas.microsoft.com/office/word/2010/wordprocessingGroup" xmlns:wpi="http://schemas.microsoft.com/office/word/2010/wordprocessingInk" xmlns:wne="http://schemas.microsoft.com/office/word/2006/wordml" xmlns:wps="http://schemas.microsoft.com/office/word/2010/wordprocessingShape" mc:Ignorable="w14 w15 w16se w16cid w16 w16cex w16sdtdh wp14">
+<w:footnotes xmlns:wpc="http://schemas.microsoft.com/office/word/2010/wordprocessingCanvas" xmlns:cx="http://schemas.microsoft.com/office/drawing/2014/chartex" xmlns:cx1="http://schemas.microsoft.com/office/drawing/2015/9/8/chartex" xmlns:cx2="http://schemas.microsoft.com/office/drawing/2015/10/21/chartex" xmlns:cx3="http://schemas.microsoft.com/office/drawing/2016/5/9/chartex" xmlns:cx4="http://schemas.microsoft.com/office/drawing/2016/5/10/chartex" xmlns:cx5="http://schemas.microsoft.com/office/drawing/2016/5/11/chartex" xmlns:cx6="http://schemas.microsoft.com/office/drawing/2016/5/12/chartex" xmlns:cx7="http://schemas.microsoft.com/office/drawing/2016/5/13/chartex" xmlns:cx8="http://schemas.microsoft.com/office/drawing/2016/5/14/chartex" xmlns:mc="http://schemas.openxmlformats.org/markup-compatibility/2006" xmlns:aink="http://schemas.microsoft.com/office/drawing/2016/ink" xmlns:am3d="http://schemas.microsoft.com/office/drawing/2017/model3d" xmlns:o="urn:schemas-microsoft-com:office:office" xmlns:oel="http://schemas.microsoft.com/office/2019/extlst" xmlns:r="http://schemas.openxmlformats.org/officeDocument/2006/relationships" xmlns:m="http://schemas.openxmlformats.org/officeDocument/2006/math" xmlns:v="urn:schemas-microsoft-com:vml" xmlns:wp14="http://schemas.microsoft.com/office/word/2010/wordprocessingDrawing" xmlns:wp="http://schemas.openxmlformats.org/drawingml/2006/wordprocessingDrawing" xmlns:w10="urn:schemas-microsoft-com:office:word" xmlns:w="http://schemas.openxmlformats.org/wordprocessingml/2006/main" xmlns:w14="http://schemas.microsoft.com/office/word/2010/wordml" xmlns:w15="http://schemas.microsoft.com/office/word/2012/wordml" xmlns:w16cex="http://schemas.microsoft.com/office/word/2018/wordml/cex" xmlns:w16cid="http://schemas.microsoft.com/office/word/2016/wordml/cid" xmlns:w16="http://schemas.microsoft.com/office/word/2018/wordml" xmlns:w16du="http://schemas.microsoft.com/office/word/2023/wordml/word16du" xmlns:w16sdtdh="http://schemas.microsoft.com/office/word/2020/wordml/sdtdatahash" xmlns:w16sdtfl="http://schemas.microsoft.com/office/word/2024/wordml/sdtformatlock" xmlns:w16se="http://schemas.microsoft.com/office/word/2015/wordml/symex" xmlns:wpg="http://schemas.microsoft.com/office/word/2010/wordprocessingGroup" xmlns:wpi="http://schemas.microsoft.com/office/word/2010/wordprocessingInk" xmlns:wne="http://schemas.microsoft.com/office/word/2006/wordml" xmlns:wps="http://schemas.microsoft.com/office/word/2010/wordprocessingShape" mc:Ignorable="w14 w15 w16se w16cid w16 w16cex w16sdtdh w16sdtfl w16du wp14">
   <w:footnote w:type="separator" w:id="-1">
     <w:p>
       <w:pPr>
@@ -4958,7 +4966,7 @@
 </file>
 
 <file path=word/header1.xml><?xml version="1.0" encoding="utf-8"?>
-<w:hdr xmlns:wpc="http://schemas.microsoft.com/office/word/2010/wordprocessingCanvas" xmlns:cx="http://schemas.microsoft.com/office/drawing/2014/chartex" xmlns:cx1="http://schemas.microsoft.com/office/drawing/2015/9/8/chartex" xmlns:cx2="http://schemas.microsoft.com/office/drawing/2015/10/21/chartex" xmlns:cx3="http://schemas.microsoft.com/office/drawing/2016/5/9/chartex" xmlns:cx4="http://schemas.microsoft.com/office/drawing/2016/5/10/chartex" xmlns:cx5="http://schemas.microsoft.com/office/drawing/2016/5/11/chartex" xmlns:cx6="http://schemas.microsoft.com/office/drawing/2016/5/12/chartex" xmlns:cx7="http://schemas.microsoft.com/office/drawing/2016/5/13/chartex" xmlns:cx8="http://schemas.microsoft.com/office/drawing/2016/5/14/chartex" xmlns:mc="http://schemas.openxmlformats.org/markup-compatibility/2006" xmlns:aink="http://schemas.microsoft.com/office/drawing/2016/ink" xmlns:am3d="http://schemas.microsoft.com/office/drawing/2017/model3d" xmlns:o="urn:schemas-microsoft-com:office:office" xmlns:oel="http://schemas.microsoft.com/office/2019/extlst" xmlns:r="http://schemas.openxmlformats.org/officeDocument/2006/relationships" xmlns:m="http://schemas.openxmlformats.org/officeDocument/2006/math" xmlns:v="urn:schemas-microsoft-com:vml" xmlns:wp14="http://schemas.microsoft.com/office/word/2010/wordprocessingDrawing" xmlns:wp="http://schemas.openxmlformats.org/drawingml/2006/wordprocessingDrawing" xmlns:w10="urn:schemas-microsoft-com:office:word" xmlns:w="http://schemas.openxmlformats.org/wordprocessingml/2006/main" xmlns:w14="http://schemas.microsoft.com/office/word/2010/wordml" xmlns:w15="http://schemas.microsoft.com/office/word/2012/wordml" xmlns:w16cex="http://schemas.microsoft.com/office/word/2018/wordml/cex" xmlns:w16cid="http://schemas.microsoft.com/office/word/2016/wordml/cid" xmlns:w16="http://schemas.microsoft.com/office/word/2018/wordml" xmlns:w16sdtdh="http://schemas.microsoft.com/office/word/2020/wordml/sdtdatahash" xmlns:w16se="http://schemas.microsoft.com/office/word/2015/wordml/symex" xmlns:wpg="http://schemas.microsoft.com/office/word/2010/wordprocessingGroup" xmlns:wpi="http://schemas.microsoft.com/office/word/2010/wordprocessingInk" xmlns:wne="http://schemas.microsoft.com/office/word/2006/wordml" xmlns:wps="http://schemas.microsoft.com/office/word/2010/wordprocessingShape" mc:Ignorable="w14 w15 w16se w16cid w16 w16cex w16sdtdh wp14">
+<w:hdr xmlns:wpc="http://schemas.microsoft.com/office/word/2010/wordprocessingCanvas" xmlns:cx="http://schemas.microsoft.com/office/drawing/2014/chartex" xmlns:cx1="http://schemas.microsoft.com/office/drawing/2015/9/8/chartex" xmlns:cx2="http://schemas.microsoft.com/office/drawing/2015/10/21/chartex" xmlns:cx3="http://schemas.microsoft.com/office/drawing/2016/5/9/chartex" xmlns:cx4="http://schemas.microsoft.com/office/drawing/2016/5/10/chartex" xmlns:cx5="http://schemas.microsoft.com/office/drawing/2016/5/11/chartex" xmlns:cx6="http://schemas.microsoft.com/office/drawing/2016/5/12/chartex" xmlns:cx7="http://schemas.microsoft.com/office/drawing/2016/5/13/chartex" xmlns:cx8="http://schemas.microsoft.com/office/drawing/2016/5/14/chartex" xmlns:mc="http://schemas.openxmlformats.org/markup-compatibility/2006" xmlns:aink="http://schemas.microsoft.com/office/drawing/2016/ink" xmlns:am3d="http://schemas.microsoft.com/office/drawing/2017/model3d" xmlns:o="urn:schemas-microsoft-com:office:office" xmlns:oel="http://schemas.microsoft.com/office/2019/extlst" xmlns:r="http://schemas.openxmlformats.org/officeDocument/2006/relationships" xmlns:m="http://schemas.openxmlformats.org/officeDocument/2006/math" xmlns:v="urn:schemas-microsoft-com:vml" xmlns:wp14="http://schemas.microsoft.com/office/word/2010/wordprocessingDrawing" xmlns:wp="http://schemas.openxmlformats.org/drawingml/2006/wordprocessingDrawing" xmlns:w10="urn:schemas-microsoft-com:office:word" xmlns:w="http://schemas.openxmlformats.org/wordprocessingml/2006/main" xmlns:w14="http://schemas.microsoft.com/office/word/2010/wordml" xmlns:w15="http://schemas.microsoft.com/office/word/2012/wordml" xmlns:w16cex="http://schemas.microsoft.com/office/word/2018/wordml/cex" xmlns:w16cid="http://schemas.microsoft.com/office/word/2016/wordml/cid" xmlns:w16="http://schemas.microsoft.com/office/word/2018/wordml" xmlns:w16du="http://schemas.microsoft.com/office/word/2023/wordml/word16du" xmlns:w16sdtdh="http://schemas.microsoft.com/office/word/2020/wordml/sdtdatahash" xmlns:w16sdtfl="http://schemas.microsoft.com/office/word/2024/wordml/sdtformatlock" xmlns:w16se="http://schemas.microsoft.com/office/word/2015/wordml/symex" xmlns:wpg="http://schemas.microsoft.com/office/word/2010/wordprocessingGroup" xmlns:wpi="http://schemas.microsoft.com/office/word/2010/wordprocessingInk" xmlns:wne="http://schemas.microsoft.com/office/word/2006/wordml" xmlns:wps="http://schemas.microsoft.com/office/word/2010/wordprocessingShape" mc:Ignorable="w14 w15 w16se w16cid w16 w16cex w16sdtdh w16sdtfl w16du wp14">
   <w:tbl>
     <w:tblPr>
       <w:tblW w:w="0" w:type="auto"/>
@@ -5039,20 +5047,8 @@
 </w:hdr>
 </file>
 
-<file path=word/intelligence2.xml><?xml version="1.0" encoding="utf-8"?>
-<int2:intelligence xmlns:int2="http://schemas.microsoft.com/office/intelligence/2020/intelligence" xmlns:oel="http://schemas.microsoft.com/office/2019/extlst">
-  <int2:observations>
-    <int2:textHash int2:hashCode="tPGGvfs30CjZfp" int2:id="csBAY0US">
-      <int2:state int2:value="Rejected" int2:type="AugLoop_Text_Critique"/>
-    </int2:textHash>
-  </int2:observations>
-  <int2:intelligenceSettings/>
-  <int2:onDemandWorkflows/>
-</int2:intelligence>
-</file>
-
 <file path=word/numbering.xml><?xml version="1.0" encoding="utf-8"?>
-<w:numbering xmlns:wpc="http://schemas.microsoft.com/office/word/2010/wordprocessingCanvas" xmlns:cx="http://schemas.microsoft.com/office/drawing/2014/chartex" xmlns:cx1="http://schemas.microsoft.com/office/drawing/2015/9/8/chartex" xmlns:cx2="http://schemas.microsoft.com/office/drawing/2015/10/21/chartex" xmlns:cx3="http://schemas.microsoft.com/office/drawing/2016/5/9/chartex" xmlns:cx4="http://schemas.microsoft.com/office/drawing/2016/5/10/chartex" xmlns:cx5="http://schemas.microsoft.com/office/drawing/2016/5/11/chartex" xmlns:cx6="http://schemas.microsoft.com/office/drawing/2016/5/12/chartex" xmlns:cx7="http://schemas.microsoft.com/office/drawing/2016/5/13/chartex" xmlns:cx8="http://schemas.microsoft.com/office/drawing/2016/5/14/chartex" xmlns:mc="http://schemas.openxmlformats.org/markup-compatibility/2006" xmlns:aink="http://schemas.microsoft.com/office/drawing/2016/ink" xmlns:am3d="http://schemas.microsoft.com/office/drawing/2017/model3d" xmlns:o="urn:schemas-microsoft-com:office:office" xmlns:oel="http://schemas.microsoft.com/office/2019/extlst" xmlns:r="http://schemas.openxmlformats.org/officeDocument/2006/relationships" xmlns:m="http://schemas.openxmlformats.org/officeDocument/2006/math" xmlns:v="urn:schemas-microsoft-com:vml" xmlns:wp14="http://schemas.microsoft.com/office/word/2010/wordprocessingDrawing" xmlns:wp="http://schemas.openxmlformats.org/drawingml/2006/wordprocessingDrawing" xmlns:w10="urn:schemas-microsoft-com:office:word" xmlns:w="http://schemas.openxmlformats.org/wordprocessingml/2006/main" xmlns:w14="http://schemas.microsoft.com/office/word/2010/wordml" xmlns:w15="http://schemas.microsoft.com/office/word/2012/wordml" xmlns:w16cex="http://schemas.microsoft.com/office/word/2018/wordml/cex" xmlns:w16cid="http://schemas.microsoft.com/office/word/2016/wordml/cid" xmlns:w16="http://schemas.microsoft.com/office/word/2018/wordml" xmlns:w16sdtdh="http://schemas.microsoft.com/office/word/2020/wordml/sdtdatahash" xmlns:w16se="http://schemas.microsoft.com/office/word/2015/wordml/symex" xmlns:wpg="http://schemas.microsoft.com/office/word/2010/wordprocessingGroup" xmlns:wpi="http://schemas.microsoft.com/office/word/2010/wordprocessingInk" xmlns:wne="http://schemas.microsoft.com/office/word/2006/wordml" xmlns:wps="http://schemas.microsoft.com/office/word/2010/wordprocessingShape" mc:Ignorable="w14 w15 w16se w16cid w16 w16cex w16sdtdh wp14">
+<w:numbering xmlns:wpc="http://schemas.microsoft.com/office/word/2010/wordprocessingCanvas" xmlns:cx="http://schemas.microsoft.com/office/drawing/2014/chartex" xmlns:cx1="http://schemas.microsoft.com/office/drawing/2015/9/8/chartex" xmlns:cx2="http://schemas.microsoft.com/office/drawing/2015/10/21/chartex" xmlns:cx3="http://schemas.microsoft.com/office/drawing/2016/5/9/chartex" xmlns:cx4="http://schemas.microsoft.com/office/drawing/2016/5/10/chartex" xmlns:cx5="http://schemas.microsoft.com/office/drawing/2016/5/11/chartex" xmlns:cx6="http://schemas.microsoft.com/office/drawing/2016/5/12/chartex" xmlns:cx7="http://schemas.microsoft.com/office/drawing/2016/5/13/chartex" xmlns:cx8="http://schemas.microsoft.com/office/drawing/2016/5/14/chartex" xmlns:mc="http://schemas.openxmlformats.org/markup-compatibility/2006" xmlns:aink="http://schemas.microsoft.com/office/drawing/2016/ink" xmlns:am3d="http://schemas.microsoft.com/office/drawing/2017/model3d" xmlns:o="urn:schemas-microsoft-com:office:office" xmlns:oel="http://schemas.microsoft.com/office/2019/extlst" xmlns:r="http://schemas.openxmlformats.org/officeDocument/2006/relationships" xmlns:m="http://schemas.openxmlformats.org/officeDocument/2006/math" xmlns:v="urn:schemas-microsoft-com:vml" xmlns:wp14="http://schemas.microsoft.com/office/word/2010/wordprocessingDrawing" xmlns:wp="http://schemas.openxmlformats.org/drawingml/2006/wordprocessingDrawing" xmlns:w10="urn:schemas-microsoft-com:office:word" xmlns:w="http://schemas.openxmlformats.org/wordprocessingml/2006/main" xmlns:w14="http://schemas.microsoft.com/office/word/2010/wordml" xmlns:w15="http://schemas.microsoft.com/office/word/2012/wordml" xmlns:w16cex="http://schemas.microsoft.com/office/word/2018/wordml/cex" xmlns:w16cid="http://schemas.microsoft.com/office/word/2016/wordml/cid" xmlns:w16="http://schemas.microsoft.com/office/word/2018/wordml" xmlns:w16du="http://schemas.microsoft.com/office/word/2023/wordml/word16du" xmlns:w16sdtdh="http://schemas.microsoft.com/office/word/2020/wordml/sdtdatahash" xmlns:w16sdtfl="http://schemas.microsoft.com/office/word/2024/wordml/sdtformatlock" xmlns:w16se="http://schemas.microsoft.com/office/word/2015/wordml/symex" xmlns:wpg="http://schemas.microsoft.com/office/word/2010/wordprocessingGroup" xmlns:wpi="http://schemas.microsoft.com/office/word/2010/wordprocessingInk" xmlns:wne="http://schemas.microsoft.com/office/word/2006/wordml" xmlns:wps="http://schemas.microsoft.com/office/word/2010/wordprocessingShape" mc:Ignorable="w14 w15 w16se w16cid w16 w16cex w16sdtdh w16sdtfl w16du wp14">
   <w:abstractNum w:abstractNumId="0" w15:restartNumberingAfterBreak="0">
     <w:nsid w:val="034F043F"/>
     <w:multiLevelType w:val="hybridMultilevel"/>
@@ -8647,7 +8643,7 @@
 </file>
 
 <file path=word/styles.xml><?xml version="1.0" encoding="utf-8"?>
-<w:styles xmlns:mc="http://schemas.openxmlformats.org/markup-compatibility/2006" xmlns:r="http://schemas.openxmlformats.org/officeDocument/2006/relationships" xmlns:w="http://schemas.openxmlformats.org/wordprocessingml/2006/main" xmlns:w14="http://schemas.microsoft.com/office/word/2010/wordml" xmlns:w15="http://schemas.microsoft.com/office/word/2012/wordml" xmlns:w16cex="http://schemas.microsoft.com/office/word/2018/wordml/cex" xmlns:w16cid="http://schemas.microsoft.com/office/word/2016/wordml/cid" xmlns:w16="http://schemas.microsoft.com/office/word/2018/wordml" xmlns:w16sdtdh="http://schemas.microsoft.com/office/word/2020/wordml/sdtdatahash" xmlns:w16se="http://schemas.microsoft.com/office/word/2015/wordml/symex" mc:Ignorable="w14 w15 w16se w16cid w16 w16cex w16sdtdh">
+<w:styles xmlns:mc="http://schemas.openxmlformats.org/markup-compatibility/2006" xmlns:r="http://schemas.openxmlformats.org/officeDocument/2006/relationships" xmlns:w="http://schemas.openxmlformats.org/wordprocessingml/2006/main" xmlns:w14="http://schemas.microsoft.com/office/word/2010/wordml" xmlns:w15="http://schemas.microsoft.com/office/word/2012/wordml" xmlns:w16cex="http://schemas.microsoft.com/office/word/2018/wordml/cex" xmlns:w16cid="http://schemas.microsoft.com/office/word/2016/wordml/cid" xmlns:w16="http://schemas.microsoft.com/office/word/2018/wordml" xmlns:w16du="http://schemas.microsoft.com/office/word/2023/wordml/word16du" xmlns:w16sdtdh="http://schemas.microsoft.com/office/word/2020/wordml/sdtdatahash" xmlns:w16sdtfl="http://schemas.microsoft.com/office/word/2024/wordml/sdtformatlock" xmlns:w16se="http://schemas.microsoft.com/office/word/2015/wordml/symex" mc:Ignorable="w14 w15 w16se w16cid w16 w16cex w16sdtdh w16sdtfl w16du">
   <w:docDefaults>
     <w:rPrDefault>
       <w:rPr>
